--- a/Games/PC/Strategy/Commandos Behind Enemy Lines (2.51 GB)/3-Media (2.26 GB)/1-Images/4-Logos & Icons/Sources - Logos & Icons.docx
+++ b/Games/PC/Strategy/Commandos Behind Enemy Lines (2.51 GB)/3-Media (2.26 GB)/1-Images/4-Logos & Icons/Sources - Logos & Icons.docx
@@ -443,7 +443,23 @@
           <w:sz w:val="18"/>
           <w:szCs w:val="18"/>
         </w:rPr>
-        <w:t>Web Browser: Direct Save [Saved image directly from browser] → Web Tool: ICOConverter (</w:t>
+        <w:t>Web Browser</w:t>
+      </w:r>
+      <w:r>
+        <w:rPr>
+          <w:bCs/>
+          <w:sz w:val="18"/>
+          <w:szCs w:val="18"/>
+        </w:rPr>
+        <w:t xml:space="preserve">: Chrome - </w:t>
+      </w:r>
+      <w:r>
+        <w:rPr>
+          <w:bCs/>
+          <w:sz w:val="18"/>
+          <w:szCs w:val="18"/>
+        </w:rPr>
+        <w:t>Direct Save [Saved image directly from browser] → Web Tool: ICOConverter (</w:t>
       </w:r>
       <w:hyperlink r:id="rId7" w:history="1">
         <w:r>
@@ -694,36 +710,8 @@
           <w:sz w:val="18"/>
           <w:szCs w:val="18"/>
         </w:rPr>
-        <w:t>KINGSTON Games (F:)/Games</w:t>
-      </w:r>
-      <w:proofErr w:type="gramStart"/>
-      <w:r>
-        <w:rPr>
-          <w:bCs/>
-          <w:sz w:val="18"/>
-          <w:szCs w:val="18"/>
-        </w:rPr>
-        <w:t>/..</w:t>
-      </w:r>
-      <w:proofErr w:type="gramEnd"/>
-      <w:r>
-        <w:rPr>
-          <w:bCs/>
-          <w:sz w:val="18"/>
-          <w:szCs w:val="18"/>
-        </w:rPr>
-        <w:t xml:space="preserve"> | StorageType: Cloud -&gt; Platform: GitHub -&gt; Account: gamekingdomelbaf1 -&gt; Repository: KingdomheartsGame -&gt; Path: Games/PC/Strategy/Commandos Behind Enemy Lines (2.51 </w:t>
-      </w:r>
-      <w:proofErr w:type="gramStart"/>
-      <w:r>
-        <w:rPr>
-          <w:bCs/>
-          <w:sz w:val="18"/>
-          <w:szCs w:val="18"/>
-        </w:rPr>
-        <w:t>GB)/..</w:t>
-      </w:r>
-      <w:proofErr w:type="gramEnd"/>
+        <w:t>KINGSTON Games (F:)/Games/.. | StorageType: Cloud -&gt; Platform: GitHub -&gt; Account: gamekingdomelbaf1 -&gt; Repository: KingdomheartsGame -&gt; Path: Games/PC/Strategy/Commandos Behind Enemy Lines (2.51 GB)/..</w:t>
+      </w:r>
     </w:p>
     <w:p>
       <w:pPr>
